--- a/companies/calderwood-partners/People/2012.12.15 - Onboarding - Deborah Jimenez (copy).docx
+++ b/companies/calderwood-partners/People/2012.12.15 - Onboarding - Deborah Jimenez (copy).docx
@@ -7,32 +7,27 @@
         <w:pStyle w:val="Heading1"/>
       </w:pPr>
       <w:r>
-        <w:t>Welcoming Deborah Jimenez, Engagement Manager</w:t>
+        <w:t>Onboarding: Deborah Jimenez</w:t>
       </w:r>
     </w:p>
     <w:p>
       <w:r>
-        <w:t>Deborah Jimenez starts this week as an Engagement Manager in the Advisory practice. Her seat is the one that carries a program between its set-piece deliverables: holding the schedule, keeping the data requests moving, and giving the client a clear read on where things stand without waiting for the next formal report. She manages by naming a risk and the path to address it in the same breath, and she keeps an even keel when a program gets tense. Both traits are close to the center of what this job needs.</w:t>
+        <w:t>With this record Julie Ramsey welcomes Deborah Jimenez to the firm, who joins the Advisory practice as an Engagement Manager, a role that carries more of the week-to-week weight of an engagement than any other on the team. She will own the workstreams once an engagement is underway, hold the cadence of working sessions and status reports steady against the client's calendar, and keep the distinction clear, in everything she writes, between what has been decided and what is still open. In practice she becomes the person the client's team hears from most between the formal deliverables, and the person our own team relies on to say plainly whether a workstream is on its dates or has quietly begun to drift.</w:t>
       </w:r>
     </w:p>
     <w:p>
       <w:r>
-        <w:t>She reports to Jason Torres, Principal. Jason will move at least one of his live engagements onto her in the first weeks, handed over in a single clean pass so that Deborah Jimenez holds the client relationship outright from the start. Where the two of them share a file, direction is Jason's and the running of it is hers; the occasional call that genuinely sits on the line between those belongs to Jason. Should a client keep routing decisions back to him out of habit, that is worth correcting early, and he knows my view on it.</w:t>
+        <w:t>It is a role that rewards a calm hand under a deadline, and her way of working suits it: she writes crisp minutes, she turns a loose discussion into a dated account of owners and next steps before the room has cooled, and she keeps a status report honest about slippage instead of smoothing it over. That last habit matters here more than it might elsewhere, because a client executive who learns of a slip early can still do something about it, and this firm treats an inconvenient fact delivered on time as part of what the client is paying for.</w:t>
       </w:r>
     </w:p>
     <w:p>
       <w:r>
-        <w:t>Her first weeks are kept light on purpose. I would have her read into the recent files, sit in on the standing sessions of the teams she will manage, and meet the associates she will staff before she has to direct any of them. Operations will square away her systems, email, and expenses in the first day or two, and she should meet them early, since the schedule and the flow of data requests she will be running both pass through that office. A question the desk cannot answer in these early weeks should come to me directly.</w:t>
+        <w:t>Deborah Jimenez reports to Jason Torres, Principal, who will set which engagements she carries and in what priority, and to whom she should bring any question of scope or client commitment that sits above her to settle on her own. As she takes up her first engagement she should look to Jason Torres for the standard the firm holds its status reporting to, which is an exacting one.</w:t>
       </w:r>
     </w:p>
     <w:p>
       <w:r>
-        <w:t>One thing is worth saying plainly at the outset, because she will be putting her name to minutes and status notes that clients read. Keep them short, lead with the decision or the ask, and strike whatever only softens it. Her steadiness in delivering a difficult update without inflating it is exactly what those documents need. We hold everyone here to that plain standard, and it applies to her work from the first week.</w:t>
-      </w:r>
-    </w:p>
-    <w:p>
-      <w:r>
-        <w:t>Julie Ramsey, Managing Principal</w:t>
+        <w:t>Because she arrives in the middle of December, the first weeks are as much about absorbing the firm's rhythm as about running anything: how our working sessions are prepared and minuted, how a status report is built and sent, and where the standing files live. Her access and workspace are ready. Her first step, this week, is to sit with Jason Torres and pick up one engagement already in flight, so that the firm's cadence is learned from inside a live one and not narrated to her in the abstract.</w:t>
       </w:r>
     </w:p>
     <w:sectPr>
